--- a/documents/Obidi’s-Philosophical-Analysis-of-Being-and-Becoming-Based-on-His-Theory-of-Entropicity-(ToE)-and-Its-Juxtaposition-with-Paul-Tillich’s-Ontological-Courage-and-the-Courage-to-Be-(Canonical)-Version-1.0.docx
+++ b/documents/Obidi’s-Philosophical-Analysis-of-Being-and-Becoming-Based-on-His-Theory-of-Entropicity-(ToE)-and-Its-Juxtaposition-with-Paul-Tillich’s-Ontological-Courage-and-the-Courage-to-Be-(Canonical)-Version-1.0.docx
@@ -29,11 +29,10 @@
           <w:sz w:val="48"/>
           <w:szCs w:val="48"/>
         </w:rPr>
-        <w:t>Obidi’s Philosophical Analysis of Being and Becoming Based on His Theory of Entropicity (ToE) and Its Juxtaposition with Paul Tillich’s Ontological Courage and the Courage to Be (Canonical)—Version 1.0</w:t>
-      </w:r>
-    </w:p>
-    <w:p>
-      <w:pPr>
+        <w:t>Obidi’s Philosophical Analysis of Being and Becoming Based on His Theory of Entropicity (ToE) and Its Juxtaposition with Paul Tillich’s Ontological Courage and the Courage to Be (</w:t>
+      </w:r>
+      <w:proofErr w:type="gramStart"/>
+      <w:r>
         <w:rPr>
           <w:rFonts w:ascii="Cambria" w:hAnsi="Cambria"/>
           <w:b/>
@@ -41,6 +40,29 @@
           <w:sz w:val="48"/>
           <w:szCs w:val="48"/>
         </w:rPr>
+        <w:t>Canonical)—</w:t>
+      </w:r>
+      <w:proofErr w:type="gramEnd"/>
+      <w:r>
+        <w:rPr>
+          <w:rFonts w:ascii="Cambria" w:hAnsi="Cambria"/>
+          <w:b/>
+          <w:bCs/>
+          <w:sz w:val="48"/>
+          <w:szCs w:val="48"/>
+        </w:rPr>
+        <w:t>Version 1.0</w:t>
+      </w:r>
+    </w:p>
+    <w:p>
+      <w:pPr>
+        <w:rPr>
+          <w:rFonts w:ascii="Cambria" w:hAnsi="Cambria"/>
+          <w:b/>
+          <w:bCs/>
+          <w:sz w:val="48"/>
+          <w:szCs w:val="48"/>
+        </w:rPr>
       </w:pPr>
     </w:p>
     <w:p>
@@ -100,6 +122,8 @@
         <w:jc w:val="both"/>
         <w:rPr>
           <w:rFonts w:ascii="Constantia" w:hAnsi="Constantia"/>
+          <w:b/>
+          <w:bCs/>
         </w:rPr>
       </w:pPr>
       <w:r>
@@ -113,17 +137,57 @@
           <w:rFonts w:ascii="Constantia" w:hAnsi="Constantia"/>
         </w:rPr>
         <w:noBreakHyphen/>
-        <w:t>affirmation, the will to be and to live inspite of the constant threat of non-existence, nothingness, meaninglessness, and their associated anxieties. Both philosophies illuminate Being and Being-itself, and teach us how courage is what helps us to walk this tight-rope dangling between existence and its counterpoint. It is not what we are able to escape; but because we are not able to escape this destiny and fate is never occasion for anyone to choose timidity and succumb to death and annihilation without upholding that singular instrument of courage that is at once available to us all. Obidi concludes his philosophy with hope and assurance that even in eventual decimation and extinction, the Entropic Field, from which Being and Becoming emerge, bear</w:t>
-      </w:r>
-      <w:r>
-        <w:rPr>
-          <w:rFonts w:ascii="Constantia" w:hAnsi="Constantia"/>
+        <w:t xml:space="preserve">affirmation, the will to be and to live </w:t>
+      </w:r>
+      <w:proofErr w:type="spellStart"/>
+      <w:r>
+        <w:rPr>
+          <w:rFonts w:ascii="Constantia" w:hAnsi="Constantia"/>
+        </w:rPr>
+        <w:t>inspite</w:t>
+      </w:r>
+      <w:proofErr w:type="spellEnd"/>
+      <w:r>
+        <w:rPr>
+          <w:rFonts w:ascii="Constantia" w:hAnsi="Constantia"/>
+        </w:rPr>
+        <w:t xml:space="preserve"> of the constant threat of non-existence, nothingness, meaninglessness, and their associated anxieties. Both philosophies illuminate Being and Being-</w:t>
+      </w:r>
+      <w:proofErr w:type="gramStart"/>
+      <w:r>
+        <w:rPr>
+          <w:rFonts w:ascii="Constantia" w:hAnsi="Constantia"/>
+        </w:rPr>
+        <w:t>itself, and</w:t>
+      </w:r>
+      <w:proofErr w:type="gramEnd"/>
+      <w:r>
+        <w:rPr>
+          <w:rFonts w:ascii="Constantia" w:hAnsi="Constantia"/>
+        </w:rPr>
+        <w:t xml:space="preserve"> teach us how courage is what helps us to walk this tight-rope dangling between existence and its counterpoint. It is not what we are able to escape; but because we are not able to escape this destiny and fate is never occasion for anyone to choose timidity and succumb to death and annihilation without upholding that singular instrument of courage that is at once available to us all. </w:t>
+      </w:r>
+      <w:r>
+        <w:rPr>
+          <w:rFonts w:ascii="Constantia" w:hAnsi="Constantia"/>
+          <w:b/>
+          <w:bCs/>
+        </w:rPr>
+        <w:t>Obidi concludes his philosophy with hope and assurance that even in eventual decimation and extinction, the Entropic Field, from which Being and Becoming emerge, bear</w:t>
+      </w:r>
+      <w:r>
+        <w:rPr>
+          <w:rFonts w:ascii="Constantia" w:hAnsi="Constantia"/>
+          <w:b/>
+          <w:bCs/>
         </w:rPr>
         <w:t>s</w:t>
       </w:r>
       <w:r>
         <w:rPr>
           <w:rFonts w:ascii="Constantia" w:hAnsi="Constantia"/>
+          <w:b/>
+          <w:bCs/>
         </w:rPr>
         <w:t xml:space="preserve"> record of us all and all things.</w:t>
       </w:r>
@@ -147,7 +211,35 @@
         <w:rPr>
           <w:rFonts w:ascii="Constantia" w:hAnsi="Constantia"/>
         </w:rPr>
-        <w:t>Beyond this, their synthesis invites us into a deeper recognition: that existence is not merely something we inhabit, but something we must continually achieve. In both frameworks, Being is never guaranteed; it is wrested moment</w:t>
+        <w:t xml:space="preserve">Beyond this, their synthesis invites us into </w:t>
+      </w:r>
+      <w:proofErr w:type="gramStart"/>
+      <w:r>
+        <w:rPr>
+          <w:rFonts w:ascii="Constantia" w:hAnsi="Constantia"/>
+        </w:rPr>
+        <w:t>a deeper</w:t>
+      </w:r>
+      <w:proofErr w:type="gramEnd"/>
+      <w:r>
+        <w:rPr>
+          <w:rFonts w:ascii="Constantia" w:hAnsi="Constantia"/>
+        </w:rPr>
+        <w:t xml:space="preserve"> recognition: that existence is not merely something we inhabit, but something we must continually achieve. In both frameworks, </w:t>
+      </w:r>
+      <w:proofErr w:type="gramStart"/>
+      <w:r>
+        <w:rPr>
+          <w:rFonts w:ascii="Constantia" w:hAnsi="Constantia"/>
+        </w:rPr>
+        <w:t>Being</w:t>
+      </w:r>
+      <w:proofErr w:type="gramEnd"/>
+      <w:r>
+        <w:rPr>
+          <w:rFonts w:ascii="Constantia" w:hAnsi="Constantia"/>
+        </w:rPr>
+        <w:t xml:space="preserve"> is never guaranteed; it is wrested moment</w:t>
       </w:r>
       <w:r>
         <w:rPr>
@@ -221,6 +313,7 @@
           <w:szCs w:val="36"/>
         </w:rPr>
       </w:pPr>
+      <w:proofErr w:type="gramStart"/>
       <w:r>
         <w:rPr>
           <w:rFonts w:ascii="Cambria" w:hAnsi="Cambria"/>
@@ -229,177 +322,10 @@
           <w:sz w:val="36"/>
           <w:szCs w:val="36"/>
         </w:rPr>
-        <w:t>Framing the Study</w:t>
-      </w:r>
-    </w:p>
-    <w:p>
-      <w:pPr>
-        <w:rPr>
-          <w:rFonts w:ascii="Constantia" w:hAnsi="Constantia"/>
-          <w:b/>
-          <w:bCs/>
-        </w:rPr>
-      </w:pPr>
-    </w:p>
-    <w:p>
-      <w:pPr>
-        <w:rPr>
-          <w:rFonts w:ascii="Constantia" w:hAnsi="Constantia"/>
-        </w:rPr>
-      </w:pPr>
-      <w:r>
-        <w:rPr>
-          <w:rFonts w:ascii="Constantia" w:hAnsi="Constantia"/>
-        </w:rPr>
-        <w:t>Any serious study of John Onimisi Obidi’s Theory of Entropicity (ToE) has to begin with a methodological clarification. The public corpus presently available is not just substantial—it is enormous—even though it is the corpus of an emerging research program rather than a settled school: it consists largely of various preprints, working papers, collected conceptual volumes, Cambridge Open Engage papers, ResearchGate and Academia publications. That matters because the task here is not to report a meagre corpus around ToE. It is to report the most coherent internal philosophical architecture of Obidi's theory, placing that architecture into rigorous conversation with Paul Tillich’s equally audacious and provocative ontology of being, nonbeing, and courage. </w:t>
-      </w:r>
-    </w:p>
-    <w:p>
-      <w:pPr>
-        <w:rPr>
-          <w:rFonts w:ascii="Constantia" w:hAnsi="Constantia"/>
-        </w:rPr>
-      </w:pPr>
-    </w:p>
-    <w:p>
-      <w:pPr>
-        <w:rPr>
-          <w:rFonts w:ascii="Constantia" w:hAnsi="Constantia"/>
-        </w:rPr>
-      </w:pPr>
-      <w:r>
-        <w:rPr>
-          <w:rFonts w:ascii="Constantia" w:hAnsi="Constantia"/>
-        </w:rPr>
-        <w:t>Read in that way, ToE is not merely an emerging physical model that happens to mention entropy. It is a deliberate ontological reversal. In Obidi’s Cambridge and related writings, entropy is no longer a derivative thermodynamic descriptor but the “fundamental field and causal substrate” from which spacetime, gravity, quantum behavior, and cosmological order arise. He names the philosophical framework generated by that reversal as </w:t>
-      </w:r>
-      <w:r>
-        <w:rPr>
-          <w:rFonts w:ascii="Constantia" w:hAnsi="Constantia"/>
-          <w:b/>
-          <w:bCs/>
-        </w:rPr>
-        <w:t>ontodynamics</w:t>
-      </w:r>
-      <w:r>
-        <w:rPr>
-          <w:rFonts w:ascii="Constantia" w:hAnsi="Constantia"/>
-        </w:rPr>
-        <w:t>, which he defines as the study of existence as entropic motion [and negotiation]. That naming is important, because it signals that the </w:t>
-      </w:r>
-      <w:r>
-        <w:rPr>
-          <w:rFonts w:ascii="Constantia" w:hAnsi="Constantia"/>
-          <w:b/>
-          <w:bCs/>
-        </w:rPr>
-        <w:t>Theory of Entropicity (ToE)</w:t>
-      </w:r>
-      <w:r>
-        <w:rPr>
-          <w:rFonts w:ascii="Constantia" w:hAnsi="Constantia"/>
-        </w:rPr>
-        <w:t> is trying to do more than solve technical unification problems in physics; it is trying to redescribe and redefine what it means for anything to be at all. </w:t>
-      </w:r>
-    </w:p>
-    <w:p>
-      <w:pPr>
-        <w:rPr>
-          <w:rFonts w:ascii="Constantia" w:hAnsi="Constantia"/>
-        </w:rPr>
-      </w:pPr>
-      <w:r>
-        <w:rPr>
-          <w:rFonts w:ascii="Constantia" w:hAnsi="Constantia"/>
-        </w:rPr>
-        <w:t> </w:t>
-      </w:r>
-    </w:p>
-    <w:p>
-      <w:pPr>
-        <w:rPr>
-          <w:rFonts w:ascii="Constantia" w:hAnsi="Constantia"/>
-        </w:rPr>
-      </w:pPr>
-      <w:r>
-        <w:rPr>
-          <w:rFonts w:ascii="Constantia" w:hAnsi="Constantia"/>
-        </w:rPr>
-        <w:t>The central thesis of this study is therefore twofold. First, Obidi’s deepest philosophical move is not simply to replace matter with information or geometry with entropy, but to redefine </w:t>
-      </w:r>
-      <w:r>
-        <w:rPr>
-          <w:rFonts w:ascii="Constantia" w:hAnsi="Constantia"/>
-          <w:b/>
-          <w:bCs/>
-        </w:rPr>
-        <w:t>being</w:t>
-      </w:r>
-      <w:r>
-        <w:rPr>
-          <w:rFonts w:ascii="Constantia" w:hAnsi="Constantia"/>
-        </w:rPr>
-        <w:t> as stabilized entropic persistence and </w:t>
-      </w:r>
-      <w:r>
-        <w:rPr>
-          <w:rFonts w:ascii="Constantia" w:hAnsi="Constantia"/>
-          <w:b/>
-          <w:bCs/>
-        </w:rPr>
-        <w:t>becoming</w:t>
-      </w:r>
-      <w:r>
-        <w:rPr>
-          <w:rFonts w:ascii="Constantia" w:hAnsi="Constantia"/>
-        </w:rPr>
-        <w:t> as irreversible entropic redistribution. Second, Tillich’s deepest move is almost the inverse: he does not make becoming physically primary, but interprets finite existence through the dialectic of being and nonbeing, then grounds courage in participation in the power of being-itself. Juxtaposed carefully, Obidi radicalizes cosmological </w:t>
-      </w:r>
-      <w:r>
-        <w:rPr>
-          <w:rFonts w:ascii="Constantia" w:hAnsi="Constantia"/>
-          <w:b/>
-          <w:bCs/>
-        </w:rPr>
-        <w:t>becoming</w:t>
-      </w:r>
-      <w:r>
-        <w:rPr>
-          <w:rFonts w:ascii="Constantia" w:hAnsi="Constantia"/>
-        </w:rPr>
-        <w:t>, while Tillich radicalizes existential </w:t>
-      </w:r>
-      <w:r>
-        <w:rPr>
-          <w:rFonts w:ascii="Constantia" w:hAnsi="Constantia"/>
-          <w:b/>
-          <w:bCs/>
-        </w:rPr>
-        <w:t>affirmation</w:t>
-      </w:r>
-      <w:r>
-        <w:rPr>
-          <w:rFonts w:ascii="Constantia" w:hAnsi="Constantia"/>
-        </w:rPr>
-        <w:t>. </w:t>
-      </w:r>
-    </w:p>
-    <w:p>
-      <w:pPr>
-        <w:rPr>
-          <w:rFonts w:ascii="Constantia" w:hAnsi="Constantia"/>
-        </w:rPr>
-      </w:pPr>
-    </w:p>
-    <w:p>
-      <w:pPr>
-        <w:rPr>
-          <w:rFonts w:ascii="Constantia" w:hAnsi="Constantia"/>
-        </w:rPr>
-      </w:pPr>
-    </w:p>
-    <w:p>
-      <w:pPr>
+        <w:t>Framing</w:t>
+      </w:r>
+      <w:proofErr w:type="gramEnd"/>
+      <w:r>
         <w:rPr>
           <w:rFonts w:ascii="Cambria" w:hAnsi="Cambria"/>
           <w:b/>
@@ -407,8 +333,235 @@
           <w:sz w:val="36"/>
           <w:szCs w:val="36"/>
         </w:rPr>
-      </w:pPr>
-      <w:r>
+        <w:t xml:space="preserve"> the Study</w:t>
+      </w:r>
+    </w:p>
+    <w:p>
+      <w:pPr>
+        <w:rPr>
+          <w:rFonts w:ascii="Constantia" w:hAnsi="Constantia"/>
+          <w:b/>
+          <w:bCs/>
+        </w:rPr>
+      </w:pPr>
+    </w:p>
+    <w:p>
+      <w:pPr>
+        <w:rPr>
+          <w:rFonts w:ascii="Constantia" w:hAnsi="Constantia"/>
+        </w:rPr>
+      </w:pPr>
+      <w:r>
+        <w:rPr>
+          <w:rFonts w:ascii="Constantia" w:hAnsi="Constantia"/>
+        </w:rPr>
+        <w:t xml:space="preserve">Any serious study of John Onimisi Obidi’s Theory of Entropicity (ToE) </w:t>
+      </w:r>
+      <w:proofErr w:type="gramStart"/>
+      <w:r>
+        <w:rPr>
+          <w:rFonts w:ascii="Constantia" w:hAnsi="Constantia"/>
+        </w:rPr>
+        <w:t>has to</w:t>
+      </w:r>
+      <w:proofErr w:type="gramEnd"/>
+      <w:r>
+        <w:rPr>
+          <w:rFonts w:ascii="Constantia" w:hAnsi="Constantia"/>
+        </w:rPr>
+        <w:t xml:space="preserve"> begin with </w:t>
+      </w:r>
+      <w:proofErr w:type="gramStart"/>
+      <w:r>
+        <w:rPr>
+          <w:rFonts w:ascii="Constantia" w:hAnsi="Constantia"/>
+        </w:rPr>
+        <w:t>a methodological</w:t>
+      </w:r>
+      <w:proofErr w:type="gramEnd"/>
+      <w:r>
+        <w:rPr>
+          <w:rFonts w:ascii="Constantia" w:hAnsi="Constantia"/>
+        </w:rPr>
+        <w:t xml:space="preserve"> clarification. The public corpus presently available is not just </w:t>
+      </w:r>
+      <w:proofErr w:type="gramStart"/>
+      <w:r>
+        <w:rPr>
+          <w:rFonts w:ascii="Constantia" w:hAnsi="Constantia"/>
+        </w:rPr>
+        <w:t>substantial—</w:t>
+      </w:r>
+      <w:proofErr w:type="gramEnd"/>
+      <w:r>
+        <w:rPr>
+          <w:rFonts w:ascii="Constantia" w:hAnsi="Constantia"/>
+        </w:rPr>
+        <w:t>it is enormous—even though it is the corpus of an emerging research program rather than a settled school: it consists largely of various preprints, working papers, collected conceptual volumes, Cambridge Open Engage papers, ResearchGate and Academia publications. That matters because the task here is not to report a meagre corpus around ToE. It is to report the most coherent internal philosophical architecture of Obidi's theory, placing that architecture into rigorous conversation with Paul Tillich’s equally audacious and provocative ontology of being, nonbeing, and courage. </w:t>
+      </w:r>
+    </w:p>
+    <w:p>
+      <w:pPr>
+        <w:rPr>
+          <w:rFonts w:ascii="Constantia" w:hAnsi="Constantia"/>
+        </w:rPr>
+      </w:pPr>
+    </w:p>
+    <w:p>
+      <w:pPr>
+        <w:rPr>
+          <w:rFonts w:ascii="Constantia" w:hAnsi="Constantia"/>
+        </w:rPr>
+      </w:pPr>
+      <w:r>
+        <w:rPr>
+          <w:rFonts w:ascii="Constantia" w:hAnsi="Constantia"/>
+        </w:rPr>
+        <w:t>Read in that way, ToE is not merely an emerging physical model that happens to mention entropy. It is a deliberate ontological reversal. In Obidi’s Cambridge and related writings, entropy is no longer a derivative thermodynamic descriptor but the “fundamental field and causal substrate” from which spacetime, gravity, quantum behavior, and cosmological order arise. He names the philosophical framework generated by that reversal as </w:t>
+      </w:r>
+      <w:proofErr w:type="spellStart"/>
+      <w:r>
+        <w:rPr>
+          <w:rFonts w:ascii="Constantia" w:hAnsi="Constantia"/>
+          <w:b/>
+          <w:bCs/>
+        </w:rPr>
+        <w:t>ontodynamics</w:t>
+      </w:r>
+      <w:proofErr w:type="spellEnd"/>
+      <w:r>
+        <w:rPr>
+          <w:rFonts w:ascii="Constantia" w:hAnsi="Constantia"/>
+        </w:rPr>
+        <w:t>, which he defines as the study of existence as entropic motion [and negotiation]. That naming is important, because it signals that the </w:t>
+      </w:r>
+      <w:r>
+        <w:rPr>
+          <w:rFonts w:ascii="Constantia" w:hAnsi="Constantia"/>
+          <w:b/>
+          <w:bCs/>
+        </w:rPr>
+        <w:t>Theory of Entropicity (ToE)</w:t>
+      </w:r>
+      <w:r>
+        <w:rPr>
+          <w:rFonts w:ascii="Constantia" w:hAnsi="Constantia"/>
+        </w:rPr>
+        <w:t> is trying to do more than solve technical unification problems in physics; it is trying to redescribe and redefine what it means for anything to be at all. </w:t>
+      </w:r>
+    </w:p>
+    <w:p>
+      <w:pPr>
+        <w:rPr>
+          <w:rFonts w:ascii="Constantia" w:hAnsi="Constantia"/>
+        </w:rPr>
+      </w:pPr>
+      <w:r>
+        <w:rPr>
+          <w:rFonts w:ascii="Constantia" w:hAnsi="Constantia"/>
+        </w:rPr>
+        <w:t> </w:t>
+      </w:r>
+    </w:p>
+    <w:p>
+      <w:pPr>
+        <w:rPr>
+          <w:rFonts w:ascii="Constantia" w:hAnsi="Constantia"/>
+        </w:rPr>
+      </w:pPr>
+      <w:r>
+        <w:rPr>
+          <w:rFonts w:ascii="Constantia" w:hAnsi="Constantia"/>
+        </w:rPr>
+        <w:t>The central thesis of this study is therefore twofold. First, Obidi’s deepest philosophical move is not simply to replace matter with information or geometry with entropy, but to redefine </w:t>
+      </w:r>
+      <w:r>
+        <w:rPr>
+          <w:rFonts w:ascii="Constantia" w:hAnsi="Constantia"/>
+          <w:b/>
+          <w:bCs/>
+        </w:rPr>
+        <w:t>being</w:t>
+      </w:r>
+      <w:r>
+        <w:rPr>
+          <w:rFonts w:ascii="Constantia" w:hAnsi="Constantia"/>
+        </w:rPr>
+        <w:t> as stabilized entropic persistence and </w:t>
+      </w:r>
+      <w:r>
+        <w:rPr>
+          <w:rFonts w:ascii="Constantia" w:hAnsi="Constantia"/>
+          <w:b/>
+          <w:bCs/>
+        </w:rPr>
+        <w:t>becoming</w:t>
+      </w:r>
+      <w:r>
+        <w:rPr>
+          <w:rFonts w:ascii="Constantia" w:hAnsi="Constantia"/>
+        </w:rPr>
+        <w:t xml:space="preserve"> as irreversible entropic redistribution. Second, Tillich’s deepest move is almost the inverse: he does not make becoming physically </w:t>
+      </w:r>
+      <w:proofErr w:type="gramStart"/>
+      <w:r>
+        <w:rPr>
+          <w:rFonts w:ascii="Constantia" w:hAnsi="Constantia"/>
+        </w:rPr>
+        <w:t>primary, but</w:t>
+      </w:r>
+      <w:proofErr w:type="gramEnd"/>
+      <w:r>
+        <w:rPr>
+          <w:rFonts w:ascii="Constantia" w:hAnsi="Constantia"/>
+        </w:rPr>
+        <w:t xml:space="preserve"> interprets finite existence through the dialectic of being and nonbeing, then grounds courage in participation in the power of being-itself. Juxtaposed carefully, Obidi radicalizes cosmological </w:t>
+      </w:r>
+      <w:r>
+        <w:rPr>
+          <w:rFonts w:ascii="Constantia" w:hAnsi="Constantia"/>
+          <w:b/>
+          <w:bCs/>
+        </w:rPr>
+        <w:t>becoming</w:t>
+      </w:r>
+      <w:r>
+        <w:rPr>
+          <w:rFonts w:ascii="Constantia" w:hAnsi="Constantia"/>
+        </w:rPr>
+        <w:t>, while Tillich radicalizes existential </w:t>
+      </w:r>
+      <w:r>
+        <w:rPr>
+          <w:rFonts w:ascii="Constantia" w:hAnsi="Constantia"/>
+          <w:b/>
+          <w:bCs/>
+        </w:rPr>
+        <w:t>affirmation</w:t>
+      </w:r>
+      <w:r>
+        <w:rPr>
+          <w:rFonts w:ascii="Constantia" w:hAnsi="Constantia"/>
+        </w:rPr>
+        <w:t>. </w:t>
+      </w:r>
+    </w:p>
+    <w:p>
+      <w:pPr>
+        <w:rPr>
+          <w:rFonts w:ascii="Constantia" w:hAnsi="Constantia"/>
+        </w:rPr>
+      </w:pPr>
+    </w:p>
+    <w:p>
+      <w:pPr>
+        <w:rPr>
+          <w:rFonts w:ascii="Constantia" w:hAnsi="Constantia"/>
+        </w:rPr>
+      </w:pPr>
+    </w:p>
+    <w:p>
+      <w:pPr>
         <w:rPr>
           <w:rFonts w:ascii="Cambria" w:hAnsi="Cambria"/>
           <w:b/>
@@ -416,11 +569,8 @@
           <w:sz w:val="36"/>
           <w:szCs w:val="36"/>
         </w:rPr>
-        <w:t>Obidi’s Entropic Ontology of Being and Becoming</w:t>
-      </w:r>
-    </w:p>
-    <w:p>
-      <w:pPr>
+      </w:pPr>
+      <w:r>
         <w:rPr>
           <w:rFonts w:ascii="Cambria" w:hAnsi="Cambria"/>
           <w:b/>
@@ -428,6 +578,18 @@
           <w:sz w:val="36"/>
           <w:szCs w:val="36"/>
         </w:rPr>
+        <w:t>Obidi’s Entropic Ontology of Being and Becoming</w:t>
+      </w:r>
+    </w:p>
+    <w:p>
+      <w:pPr>
+        <w:rPr>
+          <w:rFonts w:ascii="Cambria" w:hAnsi="Cambria"/>
+          <w:b/>
+          <w:bCs/>
+          <w:sz w:val="36"/>
+          <w:szCs w:val="36"/>
+        </w:rPr>
       </w:pPr>
     </w:p>
     <w:p>
@@ -547,15 +709,65 @@
         <w:rPr>
           <w:rFonts w:ascii="Constantia" w:hAnsi="Constantia"/>
         </w:rPr>
-        <w:t>, a distinctive ontological picture appears: </w:t>
-      </w:r>
-      <w:r>
-        <w:rPr>
-          <w:rFonts w:ascii="Constantia" w:hAnsi="Constantia"/>
-          <w:b/>
-          <w:bCs/>
-        </w:rPr>
-        <w:t>what exists does not first possess stable substance and then undergo change; rather, it is the temporary endurance of a patterned gradient inside an irreversible field of transformation. In Obidi's philosophy, therefore, Being is therefore not the opposite of Becoming. It is a bounded mode within becoming. </w:t>
+        <w:t xml:space="preserve">, a distinctive ontological picture </w:t>
+      </w:r>
+      <w:proofErr w:type="gramStart"/>
+      <w:r>
+        <w:rPr>
+          <w:rFonts w:ascii="Constantia" w:hAnsi="Constantia"/>
+        </w:rPr>
+        <w:t>appears:</w:t>
+      </w:r>
+      <w:proofErr w:type="gramEnd"/>
+      <w:r>
+        <w:rPr>
+          <w:rFonts w:ascii="Constantia" w:hAnsi="Constantia"/>
+        </w:rPr>
+        <w:t> </w:t>
+      </w:r>
+      <w:r>
+        <w:rPr>
+          <w:rFonts w:ascii="Constantia" w:hAnsi="Constantia"/>
+          <w:b/>
+          <w:bCs/>
+        </w:rPr>
+        <w:t xml:space="preserve">what exists does not first possess stable substance and then undergo change; rather, it is the temporary endurance of a patterned gradient inside an irreversible field of transformation. In Obidi's philosophy, therefore, </w:t>
+      </w:r>
+      <w:proofErr w:type="gramStart"/>
+      <w:r>
+        <w:rPr>
+          <w:rFonts w:ascii="Constantia" w:hAnsi="Constantia"/>
+          <w:b/>
+          <w:bCs/>
+        </w:rPr>
+        <w:t>Being</w:t>
+      </w:r>
+      <w:proofErr w:type="gramEnd"/>
+      <w:r>
+        <w:rPr>
+          <w:rFonts w:ascii="Constantia" w:hAnsi="Constantia"/>
+          <w:b/>
+          <w:bCs/>
+        </w:rPr>
+        <w:t xml:space="preserve"> is therefore not the opposite of Becoming. It is a </w:t>
+      </w:r>
+      <w:proofErr w:type="gramStart"/>
+      <w:r>
+        <w:rPr>
+          <w:rFonts w:ascii="Constantia" w:hAnsi="Constantia"/>
+          <w:b/>
+          <w:bCs/>
+        </w:rPr>
+        <w:t>bounded</w:t>
+      </w:r>
+      <w:proofErr w:type="gramEnd"/>
+      <w:r>
+        <w:rPr>
+          <w:rFonts w:ascii="Constantia" w:hAnsi="Constantia"/>
+          <w:b/>
+          <w:bCs/>
+        </w:rPr>
+        <w:t xml:space="preserve"> mode within becoming. </w:t>
       </w:r>
     </w:p>
     <w:p>
@@ -589,7 +801,21 @@
         <w:rPr>
           <w:rFonts w:ascii="Constantia" w:hAnsi="Constantia"/>
         </w:rPr>
-        <w:t>Time, on this view, is not an independent container in which events occur. It is the directional flux of the entropic field. </w:t>
+        <w:t xml:space="preserve">Time, </w:t>
+      </w:r>
+      <w:proofErr w:type="gramStart"/>
+      <w:r>
+        <w:rPr>
+          <w:rFonts w:ascii="Constantia" w:hAnsi="Constantia"/>
+        </w:rPr>
+        <w:t>on</w:t>
+      </w:r>
+      <w:proofErr w:type="gramEnd"/>
+      <w:r>
+        <w:rPr>
+          <w:rFonts w:ascii="Constantia" w:hAnsi="Constantia"/>
+        </w:rPr>
+        <w:t xml:space="preserve"> this view, is not an independent container in which events occur. It is the directional flux of the entropic field. </w:t>
       </w:r>
       <w:r>
         <w:rPr>
@@ -679,15 +905,31 @@
         <w:rPr>
           <w:rFonts w:ascii="Constantia" w:hAnsi="Constantia"/>
         </w:rPr>
-        <w:t>From this standpoint, Obidi’s analysis of being is neither classical substance metaphysics nor generic process philosophy. It is closer to what may be called a </w:t>
-      </w:r>
-      <w:r>
-        <w:rPr>
-          <w:rFonts w:ascii="Constantia" w:hAnsi="Constantia"/>
-          <w:b/>
-          <w:bCs/>
-        </w:rPr>
-        <w:t>metastable ontology</w:t>
+        <w:t xml:space="preserve">From this standpoint, Obidi’s analysis of being is neither classical substance metaphysics nor generic process philosophy. It is closer to what may be called </w:t>
+      </w:r>
+      <w:proofErr w:type="gramStart"/>
+      <w:r>
+        <w:rPr>
+          <w:rFonts w:ascii="Constantia" w:hAnsi="Constantia"/>
+        </w:rPr>
+        <w:t>a </w:t>
+      </w:r>
+      <w:r>
+        <w:rPr>
+          <w:rFonts w:ascii="Constantia" w:hAnsi="Constantia"/>
+          <w:b/>
+          <w:bCs/>
+        </w:rPr>
+        <w:t>metastable</w:t>
+      </w:r>
+      <w:proofErr w:type="gramEnd"/>
+      <w:r>
+        <w:rPr>
+          <w:rFonts w:ascii="Constantia" w:hAnsi="Constantia"/>
+          <w:b/>
+          <w:bCs/>
+        </w:rPr>
+        <w:t xml:space="preserve"> ontology</w:t>
       </w:r>
       <w:r>
         <w:rPr>
@@ -817,7 +1059,21 @@
         <w:rPr>
           <w:rFonts w:ascii="Constantia" w:hAnsi="Constantia"/>
         </w:rPr>
-        <w:t> is no longer a vague metaphysical category. It becomes physically bounded, temporally asymmetrical, and theoretically quantifiable. This is one of the points at which ToE becomes philosophically distinctive: it does not merely praise flux; it tries to make flux mathematically constitutive of reality. </w:t>
+        <w:t xml:space="preserve"> is no longer a vague metaphysical category. It becomes physically </w:t>
+      </w:r>
+      <w:proofErr w:type="gramStart"/>
+      <w:r>
+        <w:rPr>
+          <w:rFonts w:ascii="Constantia" w:hAnsi="Constantia"/>
+        </w:rPr>
+        <w:t>bounded</w:t>
+      </w:r>
+      <w:proofErr w:type="gramEnd"/>
+      <w:r>
+        <w:rPr>
+          <w:rFonts w:ascii="Constantia" w:hAnsi="Constantia"/>
+        </w:rPr>
+        <w:t>, temporally asymmetrical, and theoretically quantifiable. This is one of the points at which ToE becomes philosophically distinctive: it does not merely praise flux; it tries to make flux mathematically constitutive of reality. </w:t>
       </w:r>
     </w:p>
     <w:p>
@@ -900,7 +1156,21 @@
         <w:rPr>
           <w:rFonts w:ascii="Constantia" w:hAnsi="Constantia"/>
         </w:rPr>
-        <w:t>To see what is specifically original in ToE, one has to distinguish it from earlier entropy-centered turns in physics. </w:t>
+        <w:t xml:space="preserve">To see what is specifically original in ToE, one </w:t>
+      </w:r>
+      <w:proofErr w:type="gramStart"/>
+      <w:r>
+        <w:rPr>
+          <w:rFonts w:ascii="Constantia" w:hAnsi="Constantia"/>
+        </w:rPr>
+        <w:t>has to</w:t>
+      </w:r>
+      <w:proofErr w:type="gramEnd"/>
+      <w:r>
+        <w:rPr>
+          <w:rFonts w:ascii="Constantia" w:hAnsi="Constantia"/>
+        </w:rPr>
+        <w:t xml:space="preserve"> distinguish it from earlier entropy-centered turns in physics. </w:t>
       </w:r>
       <w:r>
         <w:rPr>
@@ -1262,7 +1532,21 @@
         <w:rPr>
           <w:rFonts w:ascii="Constantia" w:hAnsi="Constantia"/>
         </w:rPr>
-        <w:t> is the insistence on a dual formalism: the </w:t>
+        <w:t xml:space="preserve"> is the insistence on </w:t>
+      </w:r>
+      <w:proofErr w:type="gramStart"/>
+      <w:r>
+        <w:rPr>
+          <w:rFonts w:ascii="Constantia" w:hAnsi="Constantia"/>
+        </w:rPr>
+        <w:t>a dual</w:t>
+      </w:r>
+      <w:proofErr w:type="gramEnd"/>
+      <w:r>
+        <w:rPr>
+          <w:rFonts w:ascii="Constantia" w:hAnsi="Constantia"/>
+        </w:rPr>
+        <w:t xml:space="preserve"> formalism: the </w:t>
       </w:r>
       <w:r>
         <w:rPr>
@@ -1346,13 +1630,23 @@
         </w:rPr>
         <w:t>A further original step appears in </w:t>
       </w:r>
-      <w:r>
-        <w:rPr>
-          <w:rFonts w:ascii="Constantia" w:hAnsi="Constantia"/>
-          <w:b/>
-          <w:bCs/>
-        </w:rPr>
-        <w:t>ToE’s treatment of temporality and causality</w:t>
+      <w:proofErr w:type="spellStart"/>
+      <w:r>
+        <w:rPr>
+          <w:rFonts w:ascii="Constantia" w:hAnsi="Constantia"/>
+          <w:b/>
+          <w:bCs/>
+        </w:rPr>
+        <w:t>ToE’s</w:t>
+      </w:r>
+      <w:proofErr w:type="spellEnd"/>
+      <w:r>
+        <w:rPr>
+          <w:rFonts w:ascii="Constantia" w:hAnsi="Constantia"/>
+          <w:b/>
+          <w:bCs/>
+        </w:rPr>
+        <w:t xml:space="preserve"> treatment of temporality and causality</w:t>
       </w:r>
       <w:r>
         <w:rPr>
@@ -1918,7 +2212,25 @@
           <w:b/>
           <w:bCs/>
         </w:rPr>
-        <w:t>if God were merely one being, even supreme, God would still fall under the categories of finitude and could not be the source of all being. </w:t>
+        <w:t xml:space="preserve">if God were </w:t>
+      </w:r>
+      <w:proofErr w:type="gramStart"/>
+      <w:r>
+        <w:rPr>
+          <w:rFonts w:ascii="Constantia" w:hAnsi="Constantia"/>
+          <w:b/>
+          <w:bCs/>
+        </w:rPr>
+        <w:t>merely</w:t>
+      </w:r>
+      <w:proofErr w:type="gramEnd"/>
+      <w:r>
+        <w:rPr>
+          <w:rFonts w:ascii="Constantia" w:hAnsi="Constantia"/>
+          <w:b/>
+          <w:bCs/>
+        </w:rPr>
+        <w:t xml:space="preserve"> one being, even supreme, God would still fall under the categories of finitude and could not be the source of all being. </w:t>
       </w:r>
       <w:r>
         <w:rPr>
@@ -2097,7 +2409,21 @@
         <w:rPr>
           <w:rFonts w:ascii="Constantia" w:hAnsi="Constantia"/>
         </w:rPr>
-        <w:t>Yet Tillich does not simply oppose being to becoming or actuality to potentiality. In the material accessible through secondary sources citing </w:t>
+        <w:t xml:space="preserve">Yet Tillich does not simply oppose being to </w:t>
+      </w:r>
+      <w:proofErr w:type="gramStart"/>
+      <w:r>
+        <w:rPr>
+          <w:rFonts w:ascii="Constantia" w:hAnsi="Constantia"/>
+        </w:rPr>
+        <w:t>becoming</w:t>
+      </w:r>
+      <w:proofErr w:type="gramEnd"/>
+      <w:r>
+        <w:rPr>
+          <w:rFonts w:ascii="Constantia" w:hAnsi="Constantia"/>
+        </w:rPr>
+        <w:t xml:space="preserve"> or actuality to potentiality. In the material accessible through secondary sources citing </w:t>
       </w:r>
       <w:r>
         <w:rPr>
@@ -2111,7 +2437,21 @@
         <w:rPr>
           <w:rFonts w:ascii="Constantia" w:hAnsi="Constantia"/>
         </w:rPr>
-        <w:t>, potential being is described as a state of relative nonbeing, a “not-yet-being,” while an actual thing never exhausts its potentialities. Another available formulation says that being-itself includes both rest and becoming. This matters a great deal for the present comparison. Tillich does not deny becoming; rather, he subordinates it to the deeper question of how finite actuality participates in the power of being despite exposure to nonbeing. Becoming, for Tillich, remains ontologically significant, but it does not become the emergent primitive field of reality in the way it does for Obidi. </w:t>
+        <w:t xml:space="preserve">, potential being is described as a state of relative nonbeing, a “not-yet-being,” while an actual thing never exhausts its potentialities. Another available formulation says that being-itself includes both rest and becoming. This matters a great deal for the present comparison. Tillich does not deny becoming; rather, he subordinates it to the deeper question of how finite actuality participates in the power of being despite exposure to </w:t>
+      </w:r>
+      <w:proofErr w:type="gramStart"/>
+      <w:r>
+        <w:rPr>
+          <w:rFonts w:ascii="Constantia" w:hAnsi="Constantia"/>
+        </w:rPr>
+        <w:t>nonbeing</w:t>
+      </w:r>
+      <w:proofErr w:type="gramEnd"/>
+      <w:r>
+        <w:rPr>
+          <w:rFonts w:ascii="Constantia" w:hAnsi="Constantia"/>
+        </w:rPr>
+        <w:t>. Becoming, for Tillich, remains ontologically significant, but it does not become the emergent primitive field of reality in the way it does for Obidi. </w:t>
       </w:r>
     </w:p>
     <w:p>
@@ -2147,7 +2487,21 @@
         <w:rPr>
           <w:rFonts w:ascii="Constantia" w:hAnsi="Constantia"/>
         </w:rPr>
-        <w:t>. Courage is not, for him, simple bravery or temperament. It is the self-affirmation of being in spite of the threat of nonbeing. It can appear as </w:t>
+        <w:t xml:space="preserve">. Courage is not, for him, simple bravery or temperament. It is the self-affirmation of being </w:t>
+      </w:r>
+      <w:proofErr w:type="gramStart"/>
+      <w:r>
+        <w:rPr>
+          <w:rFonts w:ascii="Constantia" w:hAnsi="Constantia"/>
+        </w:rPr>
+        <w:t>in spite of</w:t>
+      </w:r>
+      <w:proofErr w:type="gramEnd"/>
+      <w:r>
+        <w:rPr>
+          <w:rFonts w:ascii="Constantia" w:hAnsi="Constantia"/>
+        </w:rPr>
+        <w:t xml:space="preserve"> the threat of nonbeing. It can appear as </w:t>
       </w:r>
       <w:r>
         <w:rPr>
@@ -2419,27 +2773,71 @@
         <w:rPr>
           <w:rFonts w:ascii="Constantia" w:hAnsi="Constantia"/>
         </w:rPr>
-        <w:t>. That is an interpretation, as well as an inescapable doctrine that follows directly from the definitions of being, becoming, decoherence, and thresholded entropic transition in Obidi's Theory of Entropicity (ToE). </w:t>
-      </w:r>
-    </w:p>
-    <w:p>
-      <w:pPr>
-        <w:rPr>
-          <w:rFonts w:ascii="Constantia" w:hAnsi="Constantia"/>
-        </w:rPr>
-      </w:pPr>
-    </w:p>
-    <w:p>
-      <w:pPr>
-        <w:rPr>
-          <w:rFonts w:ascii="Constantia" w:hAnsi="Constantia"/>
-        </w:rPr>
-      </w:pPr>
-      <w:r>
-        <w:rPr>
-          <w:rFonts w:ascii="Constantia" w:hAnsi="Constantia"/>
-        </w:rPr>
-        <w:t>The difference in their respective notions of courage follows naturally. Tillich’s courage is anthropological and existential. It is the act by which the person affirms being in the face of the anxieties that belong to finitude. Obidi’s “ontological courage,” by contrast, is primarily epistemic and architectonic; but by that very fact inexorably speaks to Tillich's existential courage and the courage to be, thereby providing us with a somewhat universal, dexterous, and multipurpose tool for self affirmation against non-being and also our ultimate understanding of Being, Non-being, and Becoming [with all their connotations, alliterations, formulations, and transfigurations]. In the public materials associated with ToE, ontological courage names the willingness to overturn inherited [physical] primitives, especially the assumption that spacetime, geometry, or probability [the well known primitives of existence] must be fundamental. That means </w:t>
+        <w:t xml:space="preserve">. That is an interpretation, as well as an inescapable doctrine that follows directly from the definitions of being, becoming, decoherence, and </w:t>
+      </w:r>
+      <w:proofErr w:type="spellStart"/>
+      <w:r>
+        <w:rPr>
+          <w:rFonts w:ascii="Constantia" w:hAnsi="Constantia"/>
+        </w:rPr>
+        <w:t>thresholded</w:t>
+      </w:r>
+      <w:proofErr w:type="spellEnd"/>
+      <w:r>
+        <w:rPr>
+          <w:rFonts w:ascii="Constantia" w:hAnsi="Constantia"/>
+        </w:rPr>
+        <w:t xml:space="preserve"> entropic transition in Obidi's Theory of Entropicity (ToE). </w:t>
+      </w:r>
+    </w:p>
+    <w:p>
+      <w:pPr>
+        <w:rPr>
+          <w:rFonts w:ascii="Constantia" w:hAnsi="Constantia"/>
+        </w:rPr>
+      </w:pPr>
+    </w:p>
+    <w:p>
+      <w:pPr>
+        <w:rPr>
+          <w:rFonts w:ascii="Constantia" w:hAnsi="Constantia"/>
+        </w:rPr>
+      </w:pPr>
+      <w:r>
+        <w:rPr>
+          <w:rFonts w:ascii="Constantia" w:hAnsi="Constantia"/>
+        </w:rPr>
+        <w:t xml:space="preserve">The difference in their respective notions of courage follows naturally. Tillich’s courage is anthropological and existential. It is the act by which the person affirms being in the face of the anxieties that belong to finitude. Obidi’s “ontological courage,” by contrast, is primarily epistemic and architectonic; but by that very fact inexorably speaks to Tillich's existential courage and the courage to be, thereby providing us with a somewhat universal, dexterous, and multipurpose tool for </w:t>
+      </w:r>
+      <w:proofErr w:type="spellStart"/>
+      <w:r>
+        <w:rPr>
+          <w:rFonts w:ascii="Constantia" w:hAnsi="Constantia"/>
+        </w:rPr>
+        <w:t>self affirmation</w:t>
+      </w:r>
+      <w:proofErr w:type="spellEnd"/>
+      <w:r>
+        <w:rPr>
+          <w:rFonts w:ascii="Constantia" w:hAnsi="Constantia"/>
+        </w:rPr>
+        <w:t xml:space="preserve"> against non-being and also our ultimate understanding of Being, Non-being, and Becoming [with all their connotations, alliterations, formulations, and transfigurations]. In the public materials associated with ToE, ontological courage names the willingness to overturn inherited [physical] primitives, especially the assumption that spacetime, geometry, or probability [the </w:t>
+      </w:r>
+      <w:proofErr w:type="spellStart"/>
+      <w:proofErr w:type="gramStart"/>
+      <w:r>
+        <w:rPr>
+          <w:rFonts w:ascii="Constantia" w:hAnsi="Constantia"/>
+        </w:rPr>
+        <w:t>well known</w:t>
+      </w:r>
+      <w:proofErr w:type="spellEnd"/>
+      <w:proofErr w:type="gramEnd"/>
+      <w:r>
+        <w:rPr>
+          <w:rFonts w:ascii="Constantia" w:hAnsi="Constantia"/>
+        </w:rPr>
+        <w:t xml:space="preserve"> primitives of existence] must be fundamental. That means </w:t>
       </w:r>
       <w:r>
         <w:rPr>
@@ -2611,7 +3009,21 @@
         <w:rPr>
           <w:rFonts w:ascii="Constantia" w:hAnsi="Constantia"/>
         </w:rPr>
-        <w:t>For that reason, the two frameworks should not be merged too quickly. Obidi does not simply secularize Tillich, and Tillich does not merely theologize process. Obidi transforms the metaphysics of being and becoming into a proposed field theory of reality. Tillich transforms the metaphysics of being and becoming into a phenomenology of existential courage and a theology of depth. Their real kinship lies at a more abstract level: both think the deepest truth of reality is hidden by ordinary object-thinking, and both insist that genuine philosophy requires the courage to abandon inherited appearances—whether those appearances are naïve theism for Tillich or spacetime-first physics [or phusis—the nature of things] for Obidi. </w:t>
+        <w:t xml:space="preserve">For that reason, the two frameworks should not be merged too quickly. Obidi does not simply secularize Tillich, and Tillich does not merely theologize process. Obidi transforms the metaphysics of being and becoming into a proposed field theory of reality. Tillich transforms the metaphysics of being and becoming into a phenomenology of existential courage and a theology of depth. Their real kinship lies at a more abstract level: both think the deepest truth of reality is hidden by ordinary object-thinking, and both insist that genuine philosophy requires the courage to abandon inherited appearances—whether those appearances are naïve theism for Tillich or spacetime-first physics [or </w:t>
+      </w:r>
+      <w:proofErr w:type="spellStart"/>
+      <w:r>
+        <w:rPr>
+          <w:rFonts w:ascii="Constantia" w:hAnsi="Constantia"/>
+        </w:rPr>
+        <w:t>phusis</w:t>
+      </w:r>
+      <w:proofErr w:type="spellEnd"/>
+      <w:r>
+        <w:rPr>
+          <w:rFonts w:ascii="Constantia" w:hAnsi="Constantia"/>
+        </w:rPr>
+        <w:t>—the nature of things] for Obidi. </w:t>
       </w:r>
     </w:p>
     <w:p>
@@ -2661,7 +3073,21 @@
         <w:rPr>
           <w:rFonts w:ascii="Constantia" w:hAnsi="Constantia"/>
         </w:rPr>
-        <w:t>The scientific importance of the Theory of Entropicity (ToE) becomes clearer when placed against the wider background of entropy-first and information-geometric research. </w:t>
+        <w:t xml:space="preserve">The scientific importance of the Theory of Entropicity (ToE) becomes clearer when placed against the wider background of </w:t>
+      </w:r>
+      <w:proofErr w:type="gramStart"/>
+      <w:r>
+        <w:rPr>
+          <w:rFonts w:ascii="Constantia" w:hAnsi="Constantia"/>
+        </w:rPr>
+        <w:t>entropy-first</w:t>
+      </w:r>
+      <w:proofErr w:type="gramEnd"/>
+      <w:r>
+        <w:rPr>
+          <w:rFonts w:ascii="Constantia" w:hAnsi="Constantia"/>
+        </w:rPr>
+        <w:t xml:space="preserve"> and information-geometric research. </w:t>
       </w:r>
       <w:r>
         <w:rPr>
@@ -2725,13 +3151,38 @@
           <w:b/>
           <w:bCs/>
         </w:rPr>
-        <w:t>Obidi’s ambition is to bring all of these lines under one roof by declaring that entropy, distinguishability, geometry, and field dynamics are not intersecting tools but expressions of one ontological substrate. </w:t>
-      </w:r>
-      <w:r>
-        <w:rPr>
-          <w:rFonts w:ascii="Constantia" w:hAnsi="Constantia"/>
-        </w:rPr>
-        <w:t>Whether or not that </w:t>
+        <w:t xml:space="preserve">Obidi’s ambition is to bring </w:t>
+      </w:r>
+      <w:proofErr w:type="gramStart"/>
+      <w:r>
+        <w:rPr>
+          <w:rFonts w:ascii="Constantia" w:hAnsi="Constantia"/>
+          <w:b/>
+          <w:bCs/>
+        </w:rPr>
+        <w:t>all of</w:t>
+      </w:r>
+      <w:proofErr w:type="gramEnd"/>
+      <w:r>
+        <w:rPr>
+          <w:rFonts w:ascii="Constantia" w:hAnsi="Constantia"/>
+          <w:b/>
+          <w:bCs/>
+        </w:rPr>
+        <w:t xml:space="preserve"> these lines under one roof by declaring that entropy, distinguishability, geometry, and field dynamics are not intersecting tools but expressions of one ontological substrate. </w:t>
+      </w:r>
+      <w:r>
+        <w:rPr>
+          <w:rFonts w:ascii="Constantia" w:hAnsi="Constantia"/>
+        </w:rPr>
+        <w:t xml:space="preserve">Whether or not </w:t>
+      </w:r>
+      <w:proofErr w:type="gramStart"/>
+      <w:r>
+        <w:rPr>
+          <w:rFonts w:ascii="Constantia" w:hAnsi="Constantia"/>
+        </w:rPr>
+        <w:t>that </w:t>
       </w:r>
       <w:r>
         <w:rPr>
@@ -2741,6 +3192,7 @@
         </w:rPr>
         <w:t>Obidi's</w:t>
       </w:r>
+      <w:proofErr w:type="gramEnd"/>
       <w:r>
         <w:rPr>
           <w:rFonts w:ascii="Constantia" w:hAnsi="Constantia"/>
@@ -2759,7 +3211,21 @@
         <w:rPr>
           <w:rFonts w:ascii="Constantia" w:hAnsi="Constantia"/>
         </w:rPr>
-        <w:t> ultimately succeeds, it is philosophically exact to say that ToE is trying to convert a family of analogies and derivations into a single first-principles metaphysics. </w:t>
+        <w:t xml:space="preserve"> ultimately succeeds, it is philosophically exact to say that ToE is trying to convert a family of analogies and derivations into </w:t>
+      </w:r>
+      <w:proofErr w:type="gramStart"/>
+      <w:r>
+        <w:rPr>
+          <w:rFonts w:ascii="Constantia" w:hAnsi="Constantia"/>
+        </w:rPr>
+        <w:t>a single</w:t>
+      </w:r>
+      <w:proofErr w:type="gramEnd"/>
+      <w:r>
+        <w:rPr>
+          <w:rFonts w:ascii="Constantia" w:hAnsi="Constantia"/>
+        </w:rPr>
+        <w:t xml:space="preserve"> first-principles metaphysics. </w:t>
       </w:r>
     </w:p>
     <w:p>
@@ -2801,13 +3267,45 @@
           <w:b/>
           <w:bCs/>
         </w:rPr>
-        <w:t>Once being is defined as bounded persistence, every existent carries the mark of eventual instability within itself.</w:t>
-      </w:r>
-      <w:r>
-        <w:rPr>
-          <w:rFonts w:ascii="Constantia" w:hAnsi="Constantia"/>
-        </w:rPr>
-        <w:t> In that respect, ToE can be read as supplying a scientific grammar for themes that Tillich treats phenomenologically: finitude, instability, the threat of dissolution, and the search for a principle of persistence. This does not make ToE an existential theology, but it does make it an arguably fertile dialogue partner for one. </w:t>
+        <w:t xml:space="preserve">Once being </w:t>
+      </w:r>
+      <w:proofErr w:type="gramStart"/>
+      <w:r>
+        <w:rPr>
+          <w:rFonts w:ascii="Constantia" w:hAnsi="Constantia"/>
+          <w:b/>
+          <w:bCs/>
+        </w:rPr>
+        <w:t>is defined</w:t>
+      </w:r>
+      <w:proofErr w:type="gramEnd"/>
+      <w:r>
+        <w:rPr>
+          <w:rFonts w:ascii="Constantia" w:hAnsi="Constantia"/>
+          <w:b/>
+          <w:bCs/>
+        </w:rPr>
+        <w:t xml:space="preserve"> as bounded persistence, every existent carries the mark of eventual instability within itself.</w:t>
+      </w:r>
+      <w:r>
+        <w:rPr>
+          <w:rFonts w:ascii="Constantia" w:hAnsi="Constantia"/>
+        </w:rPr>
+        <w:t xml:space="preserve"> In that respect, ToE can be read as supplying </w:t>
+      </w:r>
+      <w:proofErr w:type="gramStart"/>
+      <w:r>
+        <w:rPr>
+          <w:rFonts w:ascii="Constantia" w:hAnsi="Constantia"/>
+        </w:rPr>
+        <w:t>a scientific</w:t>
+      </w:r>
+      <w:proofErr w:type="gramEnd"/>
+      <w:r>
+        <w:rPr>
+          <w:rFonts w:ascii="Constantia" w:hAnsi="Constantia"/>
+        </w:rPr>
+        <w:t xml:space="preserve"> grammar for themes that Tillich treats phenomenologically: finitude, instability, the threat of dissolution, and the search for a principle of persistence. This does not make ToE an existential theology, but it does make it an arguably fertile dialogue partner for one. </w:t>
       </w:r>
     </w:p>
     <w:p>
@@ -2848,39 +3346,91 @@
           <w:rFonts w:ascii="Constantia" w:hAnsi="Constantia"/>
         </w:rPr>
       </w:pPr>
-      <w:r>
-        <w:rPr>
-          <w:rFonts w:ascii="Constantia" w:hAnsi="Constantia"/>
-          <w:b/>
-          <w:bCs/>
-        </w:rPr>
-        <w:t>the acceptance of acceptance in Obidi's Theory of Entropicity (ToE), it is already evidently clear that Obidi's Universal Entropic Field [OUEF] very well extends into [and beyond] all these other domains of discourse. </w:t>
-      </w:r>
-      <w:r>
-        <w:rPr>
-          <w:rFonts w:ascii="Constantia" w:hAnsi="Constantia"/>
-        </w:rPr>
-        <w:t>Tillich’s ontology, however, remains indispensable wherever the question is not only how finite structures persist, but how a self lives under the awareness of death, moral failure, and meaning-loss. ToE is able to redescribe the physical logic of finitude, Being-itself, Being, Becoming, and Potentiality; Tillich remains strong and self-relational on the lived meaning of finitude itself. </w:t>
-      </w:r>
-    </w:p>
-    <w:p>
-      <w:pPr>
-        <w:rPr>
-          <w:rFonts w:ascii="Constantia" w:hAnsi="Constantia"/>
-        </w:rPr>
-      </w:pPr>
-    </w:p>
-    <w:p>
-      <w:pPr>
-        <w:rPr>
-          <w:rFonts w:ascii="Constantia" w:hAnsi="Constantia"/>
-        </w:rPr>
-      </w:pPr>
-      <w:r>
-        <w:rPr>
-          <w:rFonts w:ascii="Constantia" w:hAnsi="Constantia"/>
-        </w:rPr>
-        <w:t>The most productive synthesis, then, is not reduction but subsumptive inclusionism and complementarity. Obidi can be read as offering a universal ontology of </w:t>
+      <w:proofErr w:type="gramStart"/>
+      <w:r>
+        <w:rPr>
+          <w:rFonts w:ascii="Constantia" w:hAnsi="Constantia"/>
+          <w:b/>
+          <w:bCs/>
+        </w:rPr>
+        <w:t>the</w:t>
+      </w:r>
+      <w:proofErr w:type="gramEnd"/>
+      <w:r>
+        <w:rPr>
+          <w:rFonts w:ascii="Constantia" w:hAnsi="Constantia"/>
+          <w:b/>
+          <w:bCs/>
+        </w:rPr>
+        <w:t xml:space="preserve"> acceptance of acceptance in Obidi's Theory of Entropicity (ToE), it is already evidently clear that Obidi's Universal Entropic Field [OUEF] very well extends into [and beyond] all these other domains of discourse. </w:t>
+      </w:r>
+      <w:r>
+        <w:rPr>
+          <w:rFonts w:ascii="Constantia" w:hAnsi="Constantia"/>
+        </w:rPr>
+        <w:t xml:space="preserve">Tillich’s ontology, however, remains indispensable wherever the question is not only how finite structures persist, but how a </w:t>
+      </w:r>
+      <w:proofErr w:type="spellStart"/>
+      <w:r>
+        <w:rPr>
+          <w:rFonts w:ascii="Constantia" w:hAnsi="Constantia"/>
+        </w:rPr>
+        <w:t>self lives</w:t>
+      </w:r>
+      <w:proofErr w:type="spellEnd"/>
+      <w:r>
+        <w:rPr>
+          <w:rFonts w:ascii="Constantia" w:hAnsi="Constantia"/>
+        </w:rPr>
+        <w:t xml:space="preserve"> under the awareness of death, moral failure, and meaning-loss. ToE </w:t>
+      </w:r>
+      <w:proofErr w:type="gramStart"/>
+      <w:r>
+        <w:rPr>
+          <w:rFonts w:ascii="Constantia" w:hAnsi="Constantia"/>
+        </w:rPr>
+        <w:t>is able to</w:t>
+      </w:r>
+      <w:proofErr w:type="gramEnd"/>
+      <w:r>
+        <w:rPr>
+          <w:rFonts w:ascii="Constantia" w:hAnsi="Constantia"/>
+        </w:rPr>
+        <w:t xml:space="preserve"> redescribe the physical logic of finitude, Being-itself, Being, Becoming, and Potentiality; Tillich remains strong and self-relational on the lived meaning of finitude itself. </w:t>
+      </w:r>
+    </w:p>
+    <w:p>
+      <w:pPr>
+        <w:rPr>
+          <w:rFonts w:ascii="Constantia" w:hAnsi="Constantia"/>
+        </w:rPr>
+      </w:pPr>
+    </w:p>
+    <w:p>
+      <w:pPr>
+        <w:rPr>
+          <w:rFonts w:ascii="Constantia" w:hAnsi="Constantia"/>
+        </w:rPr>
+      </w:pPr>
+      <w:r>
+        <w:rPr>
+          <w:rFonts w:ascii="Constantia" w:hAnsi="Constantia"/>
+        </w:rPr>
+        <w:t xml:space="preserve">The most productive synthesis, then, is not reduction but subsumptive </w:t>
+      </w:r>
+      <w:proofErr w:type="spellStart"/>
+      <w:r>
+        <w:rPr>
+          <w:rFonts w:ascii="Constantia" w:hAnsi="Constantia"/>
+        </w:rPr>
+        <w:t>inclusionism</w:t>
+      </w:r>
+      <w:proofErr w:type="spellEnd"/>
+      <w:r>
+        <w:rPr>
+          <w:rFonts w:ascii="Constantia" w:hAnsi="Constantia"/>
+        </w:rPr>
+        <w:t xml:space="preserve"> and complementarity. Obidi can be read as offering a universal ontology of </w:t>
       </w:r>
       <w:r>
         <w:rPr>
@@ -2936,7 +3486,21 @@
         <w:rPr>
           <w:rFonts w:ascii="Constantia" w:hAnsi="Constantia"/>
         </w:rPr>
-        <w:t>: a view in which every finite being confronts nonbeing, and courage becomes possible only through participation in the power of being-itself. Seen together, they frame existence from opposite poles. Obidi asks how the world is and becomes, inclusive of all that is within it, potential or actual—as well as non-being. Tillich asks how a self endures that being and becoming without collapse into despair. </w:t>
+        <w:t xml:space="preserve">: a view in which every finite being confronts nonbeing, and courage becomes possible only through participation in the power of being-itself. Seen together, they frame existence from opposite poles. Obidi asks how the world is and becomes, inclusive of all that is within it, potential or actual—as well as non-being. Tillich asks how a </w:t>
+      </w:r>
+      <w:proofErr w:type="spellStart"/>
+      <w:r>
+        <w:rPr>
+          <w:rFonts w:ascii="Constantia" w:hAnsi="Constantia"/>
+        </w:rPr>
+        <w:t>self endures</w:t>
+      </w:r>
+      <w:proofErr w:type="spellEnd"/>
+      <w:r>
+        <w:rPr>
+          <w:rFonts w:ascii="Constantia" w:hAnsi="Constantia"/>
+        </w:rPr>
+        <w:t xml:space="preserve"> that being and becoming without collapse into despair. </w:t>
       </w:r>
     </w:p>
     <w:p>
@@ -3146,15 +3710,47 @@
         <w:rPr>
           <w:rFonts w:ascii="Constantia" w:hAnsi="Constantia"/>
         </w:rPr>
-        <w:t>In philosophical terms, ToE’s originality lies in treating the </w:t>
-      </w:r>
-      <w:r>
-        <w:rPr>
-          <w:rFonts w:ascii="Constantia" w:hAnsi="Constantia"/>
-          <w:b/>
-          <w:bCs/>
-        </w:rPr>
-        <w:t>Entropic Field as physically fundamental, becoming as irreversible entropic reconfiguration, </w:t>
+        <w:t xml:space="preserve">In philosophical terms, </w:t>
+      </w:r>
+      <w:proofErr w:type="spellStart"/>
+      <w:r>
+        <w:rPr>
+          <w:rFonts w:ascii="Constantia" w:hAnsi="Constantia"/>
+        </w:rPr>
+        <w:t>ToE’s</w:t>
+      </w:r>
+      <w:proofErr w:type="spellEnd"/>
+      <w:r>
+        <w:rPr>
+          <w:rFonts w:ascii="Constantia" w:hAnsi="Constantia"/>
+        </w:rPr>
+        <w:t xml:space="preserve"> originality lies in treating the </w:t>
+      </w:r>
+      <w:r>
+        <w:rPr>
+          <w:rFonts w:ascii="Constantia" w:hAnsi="Constantia"/>
+          <w:b/>
+          <w:bCs/>
+        </w:rPr>
+        <w:t xml:space="preserve">Entropic Field as physically fundamental, </w:t>
+      </w:r>
+      <w:proofErr w:type="gramStart"/>
+      <w:r>
+        <w:rPr>
+          <w:rFonts w:ascii="Constantia" w:hAnsi="Constantia"/>
+          <w:b/>
+          <w:bCs/>
+        </w:rPr>
+        <w:t>becoming as</w:t>
+      </w:r>
+      <w:proofErr w:type="gramEnd"/>
+      <w:r>
+        <w:rPr>
+          <w:rFonts w:ascii="Constantia" w:hAnsi="Constantia"/>
+          <w:b/>
+          <w:bCs/>
+        </w:rPr>
+        <w:t xml:space="preserve"> irreversible entropic reconfiguration, </w:t>
       </w:r>
       <w:r>
         <w:rPr>
@@ -3241,7 +3837,63 @@
         <w:rPr>
           <w:rFonts w:ascii="Constantia" w:hAnsi="Constantia"/>
         </w:rPr>
-        <w:t>The deepest conclusion of the juxtaposition, at least so far, is therefore this: Obidi and Tillich are not rivals occupying the same philosophical terrain. They courageously illuminate two different layers of the same question. Obidi asks what reality must be like if all structure emerges from irreversible entropic motion. Tillich asks what finite existence means when every act of selfhood is shadowed by nonbeing. Obidi turns becoming into ontology and then into field theory of an Entropic Field which is the very substrate of Being and Reality. Tillich turns ontology into courage. ToE’s most original claim is that being is the persistence of entropic gradients within finite bounds. Tillich’s enduring claim is that courage is self-affirmation in spite of nonbeing. Read together, they yield a powerful contemporary dialectic: existence is both </w:t>
+        <w:t xml:space="preserve">The deepest conclusion of the juxtaposition, at least so far, is therefore this: Obidi and Tillich are not rivals occupying the same philosophical terrain. They courageously illuminate two different layers of the same question. Obidi asks what reality must be like if all structure emerges from irreversible entropic motion. Tillich asks what finite existence means when every act of selfhood is shadowed by nonbeing. Obidi </w:t>
+      </w:r>
+      <w:proofErr w:type="gramStart"/>
+      <w:r>
+        <w:rPr>
+          <w:rFonts w:ascii="Constantia" w:hAnsi="Constantia"/>
+        </w:rPr>
+        <w:t>turns becoming</w:t>
+      </w:r>
+      <w:proofErr w:type="gramEnd"/>
+      <w:r>
+        <w:rPr>
+          <w:rFonts w:ascii="Constantia" w:hAnsi="Constantia"/>
+        </w:rPr>
+        <w:t xml:space="preserve"> into ontology and then into field theory of an Entropic Field which is the very substrate of Being and Reality. Tillich turns ontology into courage. </w:t>
+      </w:r>
+      <w:proofErr w:type="spellStart"/>
+      <w:r>
+        <w:rPr>
+          <w:rFonts w:ascii="Constantia" w:hAnsi="Constantia"/>
+        </w:rPr>
+        <w:t>ToE’s</w:t>
+      </w:r>
+      <w:proofErr w:type="spellEnd"/>
+      <w:r>
+        <w:rPr>
+          <w:rFonts w:ascii="Constantia" w:hAnsi="Constantia"/>
+        </w:rPr>
+        <w:t xml:space="preserve"> most original claim is that being is the persistence of entropic gradients within finite bounds. Tillich’s enduring claim is that courage is self-affirmation </w:t>
+      </w:r>
+      <w:proofErr w:type="gramStart"/>
+      <w:r>
+        <w:rPr>
+          <w:rFonts w:ascii="Constantia" w:hAnsi="Constantia"/>
+        </w:rPr>
+        <w:t>in spite of</w:t>
+      </w:r>
+      <w:proofErr w:type="gramEnd"/>
+      <w:r>
+        <w:rPr>
+          <w:rFonts w:ascii="Constantia" w:hAnsi="Constantia"/>
+        </w:rPr>
+        <w:t xml:space="preserve"> </w:t>
+      </w:r>
+      <w:proofErr w:type="gramStart"/>
+      <w:r>
+        <w:rPr>
+          <w:rFonts w:ascii="Constantia" w:hAnsi="Constantia"/>
+        </w:rPr>
+        <w:t>nonbeing</w:t>
+      </w:r>
+      <w:proofErr w:type="gramEnd"/>
+      <w:r>
+        <w:rPr>
+          <w:rFonts w:ascii="Constantia" w:hAnsi="Constantia"/>
+        </w:rPr>
+        <w:t>. Read together, they yield a powerful contemporary dialectic: existence is both </w:t>
       </w:r>
       <w:r>
         <w:rPr>
